--- a/RAG/Forms/docx/Mau_1.7_–_Giay_moi_1011143252_2605082531.docx
+++ b/RAG/Forms/docx/Mau_1.7_–_Giay_moi_1011143252_2605082531.docx
@@ -100,7 +100,7 @@
                 <w:color w:val="000000"/>
                 <w:shd w:val="clear" w:color="auto" w:fill="auto"/>
               </w:rPr>
-              <w:pict w14:anchorId="7DBF3986">
+              <w:pict w14:anchorId="37AD505D">
                 <v:line id="_x0000_s2052" alt="" style="position:absolute;left:0;text-align:left;z-index:2;mso-wrap-edited:f;mso-width-percent:0;mso-height-percent:0;mso-width-percent:0;mso-height-percent:0" from="49.05pt,2.35pt" to="116.55pt,2.35pt">
                   <w10:wrap side="right"/>
                 </v:line>
@@ -238,7 +238,7 @@
                 <w:color w:val="000000"/>
                 <w:shd w:val="clear" w:color="auto" w:fill="auto"/>
               </w:rPr>
-              <w:pict w14:anchorId="76DD3CFF">
+              <w:pict w14:anchorId="2E961A12">
                 <v:line id="_x0000_s2051" alt="" style="position:absolute;left:0;text-align:left;z-index:1;mso-wrap-edited:f;mso-width-percent:0;mso-height-percent:0;mso-width-percent:0;mso-height-percent:0" from="76.2pt,1.9pt" to="234.45pt,1.9pt">
                   <w10:wrap side="right"/>
                 </v:line>
@@ -434,7 +434,7 @@
           <w:sz w:val="28"/>
           <w:szCs w:val="28"/>
         </w:rPr>
-        <w:pict w14:anchorId="083CBD01">
+        <w:pict w14:anchorId="1DAC8CEF">
           <v:line id="_x0000_s2050" alt="" style="position:absolute;left:0;text-align:left;z-index:3;mso-wrap-edited:f;mso-width-percent:0;mso-height-percent:0;mso-width-percent:0;mso-height-percent:0" from="204.45pt,2.95pt" to="261.45pt,2.95pt">
             <w10:wrap side="right"/>
           </v:line>
@@ -756,8 +756,8 @@
         <w:tblLook w:val="04A0" w:firstRow="1" w:lastRow="0" w:firstColumn="1" w:lastColumn="0" w:noHBand="0" w:noVBand="1"/>
       </w:tblPr>
       <w:tblGrid>
-        <w:gridCol w:w="4895"/>
-        <w:gridCol w:w="4744"/>
+        <w:gridCol w:w="5010"/>
+        <w:gridCol w:w="5589"/>
       </w:tblGrid>
       <w:tr>
         <w:tc>
@@ -892,7 +892,27 @@
                 <w:szCs w:val="24"/>
                 <w:lang w:val="vi-VN"/>
               </w:rPr>
-              <w:t xml:space="preserve"> {CHU_VIET_TAT_DON_VI_SOAN_THAO}} {{SO_BAN_LUU}}</w:t>
+              <w:t xml:space="preserve"> {</w:t>
+            </w:r>
+            <w:r>
+              <w:rPr>
+                <w:rStyle w:val="Bodytext20"/>
+                <w:color w:val="000000"/>
+                <w:sz w:val="24"/>
+                <w:szCs w:val="24"/>
+                <w:lang w:val="en-US"/>
+              </w:rPr>
+              <w:t>{</w:t>
+            </w:r>
+            <w:r>
+              <w:rPr>
+                <w:rStyle w:val="Bodytext20"/>
+                <w:color w:val="000000"/>
+                <w:sz w:val="24"/>
+                <w:szCs w:val="24"/>
+                <w:lang w:val="vi-VN"/>
+              </w:rPr>
+              <w:t>CHU_VIET_TAT_DON_VI_SOAN_THAO}} {{SO_BAN_LUU}}</w:t>
             </w:r>
             <w:r>
               <w:rPr>
@@ -940,13 +960,6 @@
             <w:r>
               <w:rPr>
                 <w:b/>
-                <w:color w:val="000000"/>
-                <w:lang w:val="vi-VN"/>
-              </w:rPr>
-            </w:r>
-            <w:r>
-              <w:rPr>
-                <w:b/>
               </w:rPr>
               <w:t>{{QUYEN_HAN_CHUC_VU_NGUOI_KY}}</w:t>
             </w:r>
@@ -963,13 +976,6 @@
                 <w:lang w:val="vi-VN"/>
               </w:rPr>
             </w:pPr>
-            <w:r>
-              <w:rPr>
-                <w:b/>
-                <w:color w:val="000000"/>
-                <w:lang w:val="vi-VN"/>
-              </w:rPr>
-            </w:r>
           </w:p>
           <w:p>
             <w:pPr>
@@ -1032,7 +1038,7 @@
               <w:jc w:val="center"/>
               <w:rPr>
                 <w:color w:val="000000"/>
-                <w:lang w:val="vi-VN" w:eastAsia="vi-VN"/>
+                <w:lang w:eastAsia="vi-VN"/>
               </w:rPr>
             </w:pPr>
             <w:r>
@@ -1042,7 +1048,7 @@
                 <w:color w:val="000000"/>
                 <w:lang w:val="vi-VN" w:eastAsia="vi-VN"/>
               </w:rPr>
-              <w:t>{{HO_VA_TEN_NGUOI_KY}}}</w:t>
+              <w:t>{{HO_VA_TEN_NGUOI_KY}}</w:t>
             </w:r>
           </w:p>
         </w:tc>

--- a/RAG/Forms/docx/Mau_1.7_–_Giay_moi_1011143252_2605082531.docx
+++ b/RAG/Forms/docx/Mau_1.7_–_Giay_moi_1011143252_2605082531.docx
@@ -100,7 +100,7 @@
                 <w:color w:val="000000"/>
                 <w:shd w:val="clear" w:color="auto" w:fill="auto"/>
               </w:rPr>
-              <w:pict w14:anchorId="7DBF3986">
+              <w:pict w14:anchorId="01FB4E82">
                 <v:line id="_x0000_s2052" alt="" style="position:absolute;left:0;text-align:left;z-index:2;mso-wrap-edited:f;mso-width-percent:0;mso-height-percent:0;mso-width-percent:0;mso-height-percent:0" from="49.05pt,2.35pt" to="116.55pt,2.35pt">
                   <w10:wrap side="right"/>
                 </v:line>
@@ -238,7 +238,7 @@
                 <w:color w:val="000000"/>
                 <w:shd w:val="clear" w:color="auto" w:fill="auto"/>
               </w:rPr>
-              <w:pict w14:anchorId="76DD3CFF">
+              <w:pict w14:anchorId="20EDFBE4">
                 <v:line id="_x0000_s2051" alt="" style="position:absolute;left:0;text-align:left;z-index:1;mso-wrap-edited:f;mso-width-percent:0;mso-height-percent:0;mso-width-percent:0;mso-height-percent:0" from="76.2pt,1.9pt" to="234.45pt,1.9pt">
                   <w10:wrap side="right"/>
                 </v:line>
@@ -434,7 +434,7 @@
           <w:sz w:val="28"/>
           <w:szCs w:val="28"/>
         </w:rPr>
-        <w:pict w14:anchorId="083CBD01">
+        <w:pict w14:anchorId="7806C748">
           <v:line id="_x0000_s2050" alt="" style="position:absolute;left:0;text-align:left;z-index:3;mso-wrap-edited:f;mso-width-percent:0;mso-height-percent:0;mso-width-percent:0;mso-height-percent:0" from="204.45pt,2.95pt" to="261.45pt,2.95pt">
             <w10:wrap side="right"/>
           </v:line>
@@ -756,8 +756,8 @@
         <w:tblLook w:val="04A0" w:firstRow="1" w:lastRow="0" w:firstColumn="1" w:lastColumn="0" w:noHBand="0" w:noVBand="1"/>
       </w:tblPr>
       <w:tblGrid>
-        <w:gridCol w:w="4895"/>
-        <w:gridCol w:w="4744"/>
+        <w:gridCol w:w="5010"/>
+        <w:gridCol w:w="5589"/>
       </w:tblGrid>
       <w:tr>
         <w:tc>
@@ -771,6 +771,8 @@
               <w:spacing w:line="240" w:lineRule="auto"/>
               <w:ind w:firstLine="0"/>
               <w:rPr>
+                <w:b w:val="0"/>
+                <w:bCs w:val="0"/>
                 <w:color w:val="000000"/>
                 <w:sz w:val="24"/>
                 <w:szCs w:val="24"/>
@@ -779,6 +781,8 @@
             <w:r>
               <w:rPr>
                 <w:rStyle w:val="Bodytext20"/>
+                <w:b/>
+                <w:bCs/>
                 <w:i/>
                 <w:iCs/>
                 <w:color w:val="000000"/>
@@ -892,7 +896,27 @@
                 <w:szCs w:val="24"/>
                 <w:lang w:val="vi-VN"/>
               </w:rPr>
-              <w:t xml:space="preserve"> {CHU_VIET_TAT_DON_VI_SOAN_THAO}} {{SO_BAN_LUU}}</w:t>
+              <w:t xml:space="preserve"> {</w:t>
+            </w:r>
+            <w:r>
+              <w:rPr>
+                <w:rStyle w:val="Bodytext20"/>
+                <w:color w:val="000000"/>
+                <w:sz w:val="24"/>
+                <w:szCs w:val="24"/>
+                <w:lang w:val="vi-VN"/>
+              </w:rPr>
+              <w:t>{</w:t>
+            </w:r>
+            <w:r>
+              <w:rPr>
+                <w:rStyle w:val="Bodytext20"/>
+                <w:color w:val="000000"/>
+                <w:sz w:val="24"/>
+                <w:szCs w:val="24"/>
+                <w:lang w:val="vi-VN"/>
+              </w:rPr>
+              <w:t>CHU_VIET_TAT_DON_VI_SOAN_THAO}} {{SO_BAN_LUU}}</w:t>
             </w:r>
             <w:r>
               <w:rPr>
@@ -940,13 +964,6 @@
             <w:r>
               <w:rPr>
                 <w:b/>
-                <w:color w:val="000000"/>
-                <w:lang w:val="vi-VN"/>
-              </w:rPr>
-            </w:r>
-            <w:r>
-              <w:rPr>
-                <w:b/>
               </w:rPr>
               <w:t>{{QUYEN_HAN_CHUC_VU_NGUOI_KY}}</w:t>
             </w:r>
@@ -963,13 +980,6 @@
                 <w:lang w:val="vi-VN"/>
               </w:rPr>
             </w:pPr>
-            <w:r>
-              <w:rPr>
-                <w:b/>
-                <w:color w:val="000000"/>
-                <w:lang w:val="vi-VN"/>
-              </w:rPr>
-            </w:r>
           </w:p>
           <w:p>
             <w:pPr>
@@ -1042,7 +1052,7 @@
                 <w:color w:val="000000"/>
                 <w:lang w:val="vi-VN" w:eastAsia="vi-VN"/>
               </w:rPr>
-              <w:t>{{HO_VA_TEN_NGUOI_KY}}}</w:t>
+              <w:t>{{HO_VA_TEN_NGUOI_KY}}</w:t>
             </w:r>
           </w:p>
         </w:tc>

--- a/RAG/Forms/docx/Mau_1.7_–_Giay_moi_1011143252_2605082531.docx
+++ b/RAG/Forms/docx/Mau_1.7_–_Giay_moi_1011143252_2605082531.docx
@@ -100,7 +100,7 @@
                 <w:color w:val="000000"/>
                 <w:shd w:val="clear" w:color="auto" w:fill="auto"/>
               </w:rPr>
-              <w:pict w14:anchorId="37AD505D">
+              <w:pict w14:anchorId="01FB4E82">
                 <v:line id="_x0000_s2052" alt="" style="position:absolute;left:0;text-align:left;z-index:2;mso-wrap-edited:f;mso-width-percent:0;mso-height-percent:0;mso-width-percent:0;mso-height-percent:0" from="49.05pt,2.35pt" to="116.55pt,2.35pt">
                   <w10:wrap side="right"/>
                 </v:line>
@@ -238,7 +238,7 @@
                 <w:color w:val="000000"/>
                 <w:shd w:val="clear" w:color="auto" w:fill="auto"/>
               </w:rPr>
-              <w:pict w14:anchorId="2E961A12">
+              <w:pict w14:anchorId="20EDFBE4">
                 <v:line id="_x0000_s2051" alt="" style="position:absolute;left:0;text-align:left;z-index:1;mso-wrap-edited:f;mso-width-percent:0;mso-height-percent:0;mso-width-percent:0;mso-height-percent:0" from="76.2pt,1.9pt" to="234.45pt,1.9pt">
                   <w10:wrap side="right"/>
                 </v:line>
@@ -434,7 +434,7 @@
           <w:sz w:val="28"/>
           <w:szCs w:val="28"/>
         </w:rPr>
-        <w:pict w14:anchorId="1DAC8CEF">
+        <w:pict w14:anchorId="7806C748">
           <v:line id="_x0000_s2050" alt="" style="position:absolute;left:0;text-align:left;z-index:3;mso-wrap-edited:f;mso-width-percent:0;mso-height-percent:0;mso-width-percent:0;mso-height-percent:0" from="204.45pt,2.95pt" to="261.45pt,2.95pt">
             <w10:wrap side="right"/>
           </v:line>
@@ -771,6 +771,8 @@
               <w:spacing w:line="240" w:lineRule="auto"/>
               <w:ind w:firstLine="0"/>
               <w:rPr>
+                <w:b w:val="0"/>
+                <w:bCs w:val="0"/>
                 <w:color w:val="000000"/>
                 <w:sz w:val="24"/>
                 <w:szCs w:val="24"/>
@@ -779,6 +781,8 @@
             <w:r>
               <w:rPr>
                 <w:rStyle w:val="Bodytext20"/>
+                <w:b/>
+                <w:bCs/>
                 <w:i/>
                 <w:iCs/>
                 <w:color w:val="000000"/>
@@ -900,7 +904,7 @@
                 <w:color w:val="000000"/>
                 <w:sz w:val="24"/>
                 <w:szCs w:val="24"/>
-                <w:lang w:val="en-US"/>
+                <w:lang w:val="vi-VN"/>
               </w:rPr>
               <w:t>{</w:t>
             </w:r>
@@ -1038,7 +1042,7 @@
               <w:jc w:val="center"/>
               <w:rPr>
                 <w:color w:val="000000"/>
-                <w:lang w:eastAsia="vi-VN"/>
+                <w:lang w:val="vi-VN" w:eastAsia="vi-VN"/>
               </w:rPr>
             </w:pPr>
             <w:r>
